--- a/advanced_manual.docx
+++ b/advanced_manual.docx
@@ -48,7 +48,7 @@
                 <w:sz w:val="21"/>
                 <w:szCs w:val="21"/>
               </w:rPr>
-              <w:t xml:space="preserve">　Web設定画面でのカスタマイズ／USBメモリーを使った高度な操作（v4.40.1時点）</w:t>
+              <w:t xml:space="preserve">　Web設定画面でのカスタマイズ／USBメモリーを使った高度な操作（v4.41.0時点）</w:t>
             </w:r>
           </w:p>
         </w:tc>
@@ -836,7 +836,7 @@
           <w:sz w:val="21"/>
           <w:szCs w:val="21"/>
         </w:rPr>
-        <w:t xml:space="preserve">・「📌 固定表示」スイッチをONにすると、USBメモリーの差し替えで他の画像が切り替わっても常に表示され続ける（ファイル名の先頭に自動的に fixed_ が付く）。固定表示にできる枚数には上限があり、上限に達すると新たに固定表示にはできない（詳細は⑬）</w:t>
+        <w:t xml:space="preserve">・「📌 固定表示」スイッチをONにすると、USBメモリーの差し替えで他の画像が切り替わっても常に表示され続ける（ファイル名の先頭に自動的に fixed_ が付く）。固定表示にできる枚数には上限があり、上限に達すると新たに固定表示にはできない（詳細は⑬）。固定表示を通常画像とまとめて交互に表示するブロック表示パターンも設定できる（詳細は⑭）</w:t>
       </w:r>
     </w:p>
     <w:p>
@@ -2922,6 +2922,355 @@
           <w:szCs w:val="19"/>
         </w:rPr>
         <w:t xml:space="preserve">※ この項目もpophug-settings.txtから設定できる（image_prefetch_window / max_pinned_images）。詳細は付録を参照。</w:t>
+      </w:r>
+    </w:p>
+    <w:p>
+      <w:pPr>
+        <w:pStyle w:val="Heading1"/>
+        <w:spacing w:after="160" w:before="320"/>
+      </w:pPr>
+      <w:r>
+        <w:rPr>
+          <w:b/>
+          <w:bCs/>
+          <w:color w:val="C2597A"/>
+          <w:sz w:val="30"/>
+          <w:szCs w:val="30"/>
+        </w:rPr>
+        <w:t xml:space="preserve">⑭ 固定表示のブロック表示パターン【v4.41.0で追加】</w:t>
+      </w:r>
+    </w:p>
+    <w:p>
+      <w:pPr>
+        <w:spacing w:after="80"/>
+      </w:pPr>
+      <w:r>
+        <w:rPr>
+          <w:b w:val="false"/>
+          <w:bCs w:val="false"/>
+          <w:color w:val="333333"/>
+          <w:sz w:val="21"/>
+          <w:szCs w:val="21"/>
+        </w:rPr>
+        <w:t xml:space="preserve">既定では、固定表示（📌）画像は通常の写真の並び（ファイル名順）に混在したまま表示される。Web設定画面の「固定表示のブロック表示パターン」欄で両方の枚数を指定すると、「固定表示をN枚まとめて→通常画像をM枚まとめて→また固定表示N枚→…」という、ブロック単位の交互表示に切り替えられる。</w:t>
+      </w:r>
+    </w:p>
+    <w:p>
+      <w:pPr>
+        <w:spacing w:after="80"/>
+      </w:pPr>
+      <w:r>
+        <w:rPr>
+          <w:b w:val="false"/>
+          <w:bCs w:val="false"/>
+          <w:color w:val="333333"/>
+          <w:sz w:val="21"/>
+          <w:szCs w:val="21"/>
+        </w:rPr>
+        <w:t xml:space="preserve">例）固定表示A〜H（8枚）・通常表示1〜9（9枚）で、固定枚数3・通常枚数4に設定した場合：</w:t>
+      </w:r>
+    </w:p>
+    <w:p>
+      <w:pPr>
+        <w:shd w:fill="F5F5F0" w:val="clear"/>
+        <w:spacing w:after="60"/>
+      </w:pPr>
+      <w:r>
+        <w:rPr>
+          <w:rFonts w:ascii="Courier New" w:cs="Courier New" w:eastAsia="Courier New" w:hAnsi="Courier New"/>
+          <w:color w:val="333333"/>
+          <w:sz w:val="19"/>
+          <w:szCs w:val="19"/>
+        </w:rPr>
+        <w:t xml:space="preserve">A,B,C,1,2,3,4,D,E,F,5,6,7,8,G,H,A,9,1,2,3,B,C,D,4,5,6,7,...</w:t>
+      </w:r>
+    </w:p>
+    <w:p>
+      <w:pPr>
+        <w:spacing w:after="80"/>
+      </w:pPr>
+      <w:r>
+        <w:rPr>
+          <w:b w:val="false"/>
+          <w:bCs w:val="false"/>
+          <w:color w:val="333333"/>
+          <w:sz w:val="21"/>
+          <w:szCs w:val="21"/>
+        </w:rPr>
+        <w:t xml:space="preserve">固定表示・通常表示それぞれが独立したカーソルで進み、最後まで来たら先頭に戻る（両方のカーソルがちょうど同時に先頭へ揃うタイミングまでを1周分として内部であらかじめ組み立てておくため、何周してもパターンにズレは生じない）。優先表示を設定している場合は、この「通常画像」のパートの中で従来通り割り込み表示されるため、両方の機能を併用できる。</w:t>
+      </w:r>
+    </w:p>
+    <w:tbl>
+      <w:tblPr>
+        <w:tblW w:type="dxa" w:w="9300"/>
+        <w:tblBorders>
+          <w:top w:val="single" w:color="auto" w:sz="4"/>
+          <w:left w:val="single" w:color="auto" w:sz="4"/>
+          <w:bottom w:val="single" w:color="auto" w:sz="4"/>
+          <w:right w:val="single" w:color="auto" w:sz="4"/>
+          <w:insideH w:val="single" w:color="auto" w:sz="4"/>
+          <w:insideV w:val="single" w:color="auto" w:sz="4"/>
+        </w:tblBorders>
+      </w:tblPr>
+      <w:tblGrid>
+        <w:gridCol w:w="3200"/>
+        <w:gridCol w:w="2400"/>
+        <w:gridCol w:w="3700"/>
+      </w:tblGrid>
+      <w:tr>
+        <w:trPr>
+          <w:cantSplit/>
+          <w:tblHeader/>
+        </w:trPr>
+        <w:tc>
+          <w:tcPr>
+            <w:tcW w:type="dxa" w:w="3200"/>
+            <w:shd w:fill="FCE9EF" w:val="clear"/>
+            <w:tcMar>
+              <w:top w:type="dxa" w:w="80"/>
+              <w:left w:type="dxa" w:w="100"/>
+              <w:bottom w:type="dxa" w:w="80"/>
+              <w:right w:type="dxa" w:w="100"/>
+            </w:tcMar>
+            <w:vAlign w:val="center"/>
+          </w:tcPr>
+          <w:p>
+            <w:r>
+              <w:rPr>
+                <w:b/>
+                <w:bCs/>
+                <w:color w:val="C2597A"/>
+                <w:sz w:val="20"/>
+                <w:szCs w:val="20"/>
+              </w:rPr>
+              <w:t xml:space="preserve">設定項目</w:t>
+            </w:r>
+          </w:p>
+        </w:tc>
+        <w:tc>
+          <w:tcPr>
+            <w:tcW w:type="dxa" w:w="2400"/>
+            <w:shd w:fill="FCE9EF" w:val="clear"/>
+            <w:tcMar>
+              <w:top w:type="dxa" w:w="80"/>
+              <w:left w:type="dxa" w:w="100"/>
+              <w:bottom w:type="dxa" w:w="80"/>
+              <w:right w:type="dxa" w:w="100"/>
+            </w:tcMar>
+            <w:vAlign w:val="center"/>
+          </w:tcPr>
+          <w:p>
+            <w:r>
+              <w:rPr>
+                <w:b/>
+                <w:bCs/>
+                <w:color w:val="C2597A"/>
+                <w:sz w:val="20"/>
+                <w:szCs w:val="20"/>
+              </w:rPr>
+              <w:t xml:space="preserve">設定範囲・選択肢</w:t>
+            </w:r>
+          </w:p>
+        </w:tc>
+        <w:tc>
+          <w:tcPr>
+            <w:tcW w:type="dxa" w:w="3700"/>
+            <w:shd w:fill="FCE9EF" w:val="clear"/>
+            <w:tcMar>
+              <w:top w:type="dxa" w:w="80"/>
+              <w:left w:type="dxa" w:w="100"/>
+              <w:bottom w:type="dxa" w:w="80"/>
+              <w:right w:type="dxa" w:w="100"/>
+            </w:tcMar>
+            <w:vAlign w:val="center"/>
+          </w:tcPr>
+          <w:p>
+            <w:r>
+              <w:rPr>
+                <w:b/>
+                <w:bCs/>
+                <w:color w:val="C2597A"/>
+                <w:sz w:val="20"/>
+                <w:szCs w:val="20"/>
+              </w:rPr>
+              <w:t xml:space="preserve">説明</w:t>
+            </w:r>
+          </w:p>
+        </w:tc>
+      </w:tr>
+      <w:tr>
+        <w:trPr>
+          <w:cantSplit/>
+        </w:trPr>
+        <w:tc>
+          <w:tcPr>
+            <w:tcW w:type="dxa" w:w="3200"/>
+            <w:tcMar>
+              <w:top w:type="dxa" w:w="80"/>
+              <w:left w:type="dxa" w:w="100"/>
+              <w:bottom w:type="dxa" w:w="80"/>
+              <w:right w:type="dxa" w:w="100"/>
+            </w:tcMar>
+            <w:vAlign w:val="center"/>
+          </w:tcPr>
+          <w:p>
+            <w:r>
+              <w:rPr>
+                <w:b w:val="false"/>
+                <w:bCs w:val="false"/>
+                <w:color w:val="333333"/>
+                <w:sz w:val="20"/>
+                <w:szCs w:val="20"/>
+              </w:rPr>
+              <w:t xml:space="preserve">1ブロックあたりの固定表示枚数</w:t>
+            </w:r>
+          </w:p>
+        </w:tc>
+        <w:tc>
+          <w:tcPr>
+            <w:tcW w:type="dxa" w:w="2400"/>
+            <w:tcMar>
+              <w:top w:type="dxa" w:w="80"/>
+              <w:left w:type="dxa" w:w="100"/>
+              <w:bottom w:type="dxa" w:w="80"/>
+              <w:right w:type="dxa" w:w="100"/>
+            </w:tcMar>
+            <w:vAlign w:val="center"/>
+          </w:tcPr>
+          <w:p>
+            <w:r>
+              <w:rPr>
+                <w:b w:val="false"/>
+                <w:bCs w:val="false"/>
+                <w:color w:val="333333"/>
+                <w:sz w:val="20"/>
+                <w:szCs w:val="20"/>
+              </w:rPr>
+              <w:t xml:space="preserve">0〜20枚（既定0=無効）</w:t>
+            </w:r>
+          </w:p>
+        </w:tc>
+        <w:tc>
+          <w:tcPr>
+            <w:tcW w:type="dxa" w:w="3700"/>
+            <w:tcMar>
+              <w:top w:type="dxa" w:w="80"/>
+              <w:left w:type="dxa" w:w="100"/>
+              <w:bottom w:type="dxa" w:w="80"/>
+              <w:right w:type="dxa" w:w="100"/>
+            </w:tcMar>
+            <w:vAlign w:val="center"/>
+          </w:tcPr>
+          <w:p>
+            <w:r>
+              <w:rPr>
+                <w:b w:val="false"/>
+                <w:bCs w:val="false"/>
+                <w:color w:val="333333"/>
+                <w:sz w:val="20"/>
+                <w:szCs w:val="20"/>
+              </w:rPr>
+              <w:t xml:space="preserve">0の間はこの機能自体が無効になり、従来通り固定表示は通常画像に混在したまま表示される</w:t>
+            </w:r>
+          </w:p>
+        </w:tc>
+      </w:tr>
+      <w:tr>
+        <w:trPr>
+          <w:cantSplit/>
+        </w:trPr>
+        <w:tc>
+          <w:tcPr>
+            <w:tcW w:type="dxa" w:w="3200"/>
+            <w:tcMar>
+              <w:top w:type="dxa" w:w="80"/>
+              <w:left w:type="dxa" w:w="100"/>
+              <w:bottom w:type="dxa" w:w="80"/>
+              <w:right w:type="dxa" w:w="100"/>
+            </w:tcMar>
+            <w:vAlign w:val="center"/>
+          </w:tcPr>
+          <w:p>
+            <w:r>
+              <w:rPr>
+                <w:b w:val="false"/>
+                <w:bCs w:val="false"/>
+                <w:color w:val="333333"/>
+                <w:sz w:val="20"/>
+                <w:szCs w:val="20"/>
+              </w:rPr>
+              <w:t xml:space="preserve">1ブロックあたりの通常表示枚数</w:t>
+            </w:r>
+          </w:p>
+        </w:tc>
+        <w:tc>
+          <w:tcPr>
+            <w:tcW w:type="dxa" w:w="2400"/>
+            <w:tcMar>
+              <w:top w:type="dxa" w:w="80"/>
+              <w:left w:type="dxa" w:w="100"/>
+              <w:bottom w:type="dxa" w:w="80"/>
+              <w:right w:type="dxa" w:w="100"/>
+            </w:tcMar>
+            <w:vAlign w:val="center"/>
+          </w:tcPr>
+          <w:p>
+            <w:r>
+              <w:rPr>
+                <w:b w:val="false"/>
+                <w:bCs w:val="false"/>
+                <w:color w:val="333333"/>
+                <w:sz w:val="20"/>
+                <w:szCs w:val="20"/>
+              </w:rPr>
+              <w:t xml:space="preserve">1〜50枚（既定4枚）</w:t>
+            </w:r>
+          </w:p>
+        </w:tc>
+        <w:tc>
+          <w:tcPr>
+            <w:tcW w:type="dxa" w:w="3700"/>
+            <w:tcMar>
+              <w:top w:type="dxa" w:w="80"/>
+              <w:left w:type="dxa" w:w="100"/>
+              <w:bottom w:type="dxa" w:w="80"/>
+              <w:right w:type="dxa" w:w="100"/>
+            </w:tcMar>
+            <w:vAlign w:val="center"/>
+          </w:tcPr>
+          <w:p>
+            <w:r>
+              <w:rPr>
+                <w:b w:val="false"/>
+                <w:bCs w:val="false"/>
+                <w:color w:val="333333"/>
+                <w:sz w:val="20"/>
+                <w:szCs w:val="20"/>
+              </w:rPr>
+              <w:t xml:space="preserve">固定表示枚数が0の間は使われない</w:t>
+            </w:r>
+          </w:p>
+        </w:tc>
+      </w:tr>
+    </w:tbl>
+    <w:p>
+      <w:pPr>
+        <w:spacing w:after="80"/>
+      </w:pPr>
+    </w:p>
+    <w:p>
+      <w:pPr>
+        <w:spacing w:after="120" w:before="40"/>
+      </w:pPr>
+      <w:r>
+        <w:rPr>
+          <w:i/>
+          <w:iCs/>
+          <w:color w:val="888888"/>
+          <w:sz w:val="19"/>
+          <w:szCs w:val="19"/>
+        </w:rPr>
+        <w:t xml:space="preserve">※ この項目もpophug-settings.txtから設定できる（pinned_block_size / normal_block_size）。詳細は付録を参照。</w:t>
       </w:r>
     </w:p>
     <w:p>
@@ -4396,6 +4745,208 @@
                 <w:szCs w:val="20"/>
               </w:rPr>
               <w:t xml:space="preserve">max_pinned_images = 10</w:t>
+            </w:r>
+          </w:p>
+        </w:tc>
+      </w:tr>
+      <w:tr>
+        <w:trPr>
+          <w:cantSplit/>
+        </w:trPr>
+        <w:tc>
+          <w:tcPr>
+            <w:tcW w:type="dxa" w:w="2100"/>
+            <w:tcMar>
+              <w:top w:type="dxa" w:w="80"/>
+              <w:left w:type="dxa" w:w="100"/>
+              <w:bottom w:type="dxa" w:w="80"/>
+              <w:right w:type="dxa" w:w="100"/>
+            </w:tcMar>
+            <w:vAlign w:val="center"/>
+          </w:tcPr>
+          <w:p>
+            <w:r>
+              <w:rPr>
+                <w:b w:val="false"/>
+                <w:bCs w:val="false"/>
+                <w:color w:val="333333"/>
+                <w:sz w:val="20"/>
+                <w:szCs w:val="20"/>
+              </w:rPr>
+              <w:t xml:space="preserve">pinned_block_size</w:t>
+            </w:r>
+          </w:p>
+        </w:tc>
+        <w:tc>
+          <w:tcPr>
+            <w:tcW w:type="dxa" w:w="2900"/>
+            <w:tcMar>
+              <w:top w:type="dxa" w:w="80"/>
+              <w:left w:type="dxa" w:w="100"/>
+              <w:bottom w:type="dxa" w:w="80"/>
+              <w:right w:type="dxa" w:w="100"/>
+            </w:tcMar>
+            <w:vAlign w:val="center"/>
+          </w:tcPr>
+          <w:p>
+            <w:r>
+              <w:rPr>
+                <w:b w:val="false"/>
+                <w:bCs w:val="false"/>
+                <w:color w:val="333333"/>
+                <w:sz w:val="20"/>
+                <w:szCs w:val="20"/>
+              </w:rPr>
+              <w:t xml:space="preserve">0〜20（枚）</w:t>
+            </w:r>
+          </w:p>
+        </w:tc>
+        <w:tc>
+          <w:tcPr>
+            <w:tcW w:type="dxa" w:w="2600"/>
+            <w:tcMar>
+              <w:top w:type="dxa" w:w="80"/>
+              <w:left w:type="dxa" w:w="100"/>
+              <w:bottom w:type="dxa" w:w="80"/>
+              <w:right w:type="dxa" w:w="100"/>
+            </w:tcMar>
+            <w:vAlign w:val="center"/>
+          </w:tcPr>
+          <w:p>
+            <w:r>
+              <w:rPr>
+                <w:b w:val="false"/>
+                <w:bCs w:val="false"/>
+                <w:color w:val="333333"/>
+                <w:sz w:val="20"/>
+                <w:szCs w:val="20"/>
+              </w:rPr>
+              <w:t xml:space="preserve">⑭1ブロックあたりの固定表示枚数</w:t>
+            </w:r>
+          </w:p>
+        </w:tc>
+        <w:tc>
+          <w:tcPr>
+            <w:tcW w:type="dxa" w:w="1750"/>
+            <w:tcMar>
+              <w:top w:type="dxa" w:w="80"/>
+              <w:left w:type="dxa" w:w="100"/>
+              <w:bottom w:type="dxa" w:w="80"/>
+              <w:right w:type="dxa" w:w="100"/>
+            </w:tcMar>
+            <w:vAlign w:val="center"/>
+          </w:tcPr>
+          <w:p>
+            <w:r>
+              <w:rPr>
+                <w:b w:val="false"/>
+                <w:bCs w:val="false"/>
+                <w:color w:val="333333"/>
+                <w:sz w:val="20"/>
+                <w:szCs w:val="20"/>
+              </w:rPr>
+              <w:t xml:space="preserve">pinned_block_size = 3</w:t>
+            </w:r>
+          </w:p>
+        </w:tc>
+      </w:tr>
+      <w:tr>
+        <w:trPr>
+          <w:cantSplit/>
+        </w:trPr>
+        <w:tc>
+          <w:tcPr>
+            <w:tcW w:type="dxa" w:w="2100"/>
+            <w:tcMar>
+              <w:top w:type="dxa" w:w="80"/>
+              <w:left w:type="dxa" w:w="100"/>
+              <w:bottom w:type="dxa" w:w="80"/>
+              <w:right w:type="dxa" w:w="100"/>
+            </w:tcMar>
+            <w:vAlign w:val="center"/>
+          </w:tcPr>
+          <w:p>
+            <w:r>
+              <w:rPr>
+                <w:b w:val="false"/>
+                <w:bCs w:val="false"/>
+                <w:color w:val="333333"/>
+                <w:sz w:val="20"/>
+                <w:szCs w:val="20"/>
+              </w:rPr>
+              <w:t xml:space="preserve">normal_block_size</w:t>
+            </w:r>
+          </w:p>
+        </w:tc>
+        <w:tc>
+          <w:tcPr>
+            <w:tcW w:type="dxa" w:w="2900"/>
+            <w:tcMar>
+              <w:top w:type="dxa" w:w="80"/>
+              <w:left w:type="dxa" w:w="100"/>
+              <w:bottom w:type="dxa" w:w="80"/>
+              <w:right w:type="dxa" w:w="100"/>
+            </w:tcMar>
+            <w:vAlign w:val="center"/>
+          </w:tcPr>
+          <w:p>
+            <w:r>
+              <w:rPr>
+                <w:b w:val="false"/>
+                <w:bCs w:val="false"/>
+                <w:color w:val="333333"/>
+                <w:sz w:val="20"/>
+                <w:szCs w:val="20"/>
+              </w:rPr>
+              <w:t xml:space="preserve">1〜50（枚）</w:t>
+            </w:r>
+          </w:p>
+        </w:tc>
+        <w:tc>
+          <w:tcPr>
+            <w:tcW w:type="dxa" w:w="2600"/>
+            <w:tcMar>
+              <w:top w:type="dxa" w:w="80"/>
+              <w:left w:type="dxa" w:w="100"/>
+              <w:bottom w:type="dxa" w:w="80"/>
+              <w:right w:type="dxa" w:w="100"/>
+            </w:tcMar>
+            <w:vAlign w:val="center"/>
+          </w:tcPr>
+          <w:p>
+            <w:r>
+              <w:rPr>
+                <w:b w:val="false"/>
+                <w:bCs w:val="false"/>
+                <w:color w:val="333333"/>
+                <w:sz w:val="20"/>
+                <w:szCs w:val="20"/>
+              </w:rPr>
+              <w:t xml:space="preserve">⑭1ブロックあたりの通常表示枚数</w:t>
+            </w:r>
+          </w:p>
+        </w:tc>
+        <w:tc>
+          <w:tcPr>
+            <w:tcW w:type="dxa" w:w="1750"/>
+            <w:tcMar>
+              <w:top w:type="dxa" w:w="80"/>
+              <w:left w:type="dxa" w:w="100"/>
+              <w:bottom w:type="dxa" w:w="80"/>
+              <w:right w:type="dxa" w:w="100"/>
+            </w:tcMar>
+            <w:vAlign w:val="center"/>
+          </w:tcPr>
+          <w:p>
+            <w:r>
+              <w:rPr>
+                <w:b w:val="false"/>
+                <w:bCs w:val="false"/>
+                <w:color w:val="333333"/>
+                <w:sz w:val="20"/>
+                <w:szCs w:val="20"/>
+              </w:rPr>
+              <w:t xml:space="preserve">normal_block_size = 4</w:t>
             </w:r>
           </w:p>
         </w:tc>

--- a/advanced_manual.docx
+++ b/advanced_manual.docx
@@ -48,7 +48,7 @@
                 <w:sz w:val="21"/>
                 <w:szCs w:val="21"/>
               </w:rPr>
-              <w:t xml:space="preserve">　Web設定画面でのカスタマイズ／USBメモリーを使った高度な操作（v4.41.0時点）</w:t>
+              <w:t xml:space="preserve">　Web設定画面でのカスタマイズ／USBメモリーを使った高度な操作（v4.42.0時点）</w:t>
             </w:r>
           </w:p>
         </w:tc>
@@ -1918,7 +1918,22 @@
           <w:sz w:val="30"/>
           <w:szCs w:val="30"/>
         </w:rPr>
-        <w:t xml:space="preserve">⑧ システム</w:t>
+        <w:t xml:space="preserve">⑧ システム【v4.42.0で再起動ボタンを追加】</w:t>
+      </w:r>
+    </w:p>
+    <w:p>
+      <w:pPr>
+        <w:spacing w:after="60"/>
+      </w:pPr>
+      <w:r>
+        <w:rPr>
+          <w:b w:val="false"/>
+          <w:bCs w:val="false"/>
+          <w:color w:val="333333"/>
+          <w:sz w:val="21"/>
+          <w:szCs w:val="21"/>
+        </w:rPr>
+        <w:t xml:space="preserve">・「ラズパイを再起動」ボタンで、本体を安全に再起動できる</w:t>
       </w:r>
     </w:p>
     <w:p>
@@ -1963,7 +1978,22 @@
           <w:sz w:val="19"/>
           <w:szCs w:val="19"/>
         </w:rPr>
-        <w:t xml:space="preserve">※ シャットダウンを実行すると「シャットダウンしています…しばらくすると電源が切れます」という画面に切り替わり、実際に電源が落ちるまでその表示が続く（v4.29.0〜。以前は一瞬で元の画面に戻って見えることがあったが、改善済み）。</w:t>
+        <w:t xml:space="preserve">※ シャットダウンを実行すると「シャットダウンしています…しばらくすると電源が切れます」という画面に切り替わり、実際に電源が落ちるまでその表示が続く（v4.29.0〜。以前は一瞬で元の画面に戻って見えることがあったが、改善済み）。再起動ボタンも同様に、確認ダイアログを経てから実行される。</w:t>
+      </w:r>
+    </w:p>
+    <w:p>
+      <w:pPr>
+        <w:spacing w:after="120" w:before="40"/>
+      </w:pPr>
+      <w:r>
+        <w:rPr>
+          <w:i/>
+          <w:iCs/>
+          <w:color w:val="888888"/>
+          <w:sz w:val="19"/>
+          <w:szCs w:val="19"/>
+        </w:rPr>
+        <w:t xml:space="preserve">※ Web設定画面の「アップデートする」ボタンは、本体（Raspberry Pi）そのものを再起動するわけではない。新しいファイルへの入れ替え後、サイネージ本体のプロセスだけを再起動して新しいコードを反映する設計になっている。OS自体の再起動が必要な場面でだけ、この「ラズパイを再起動」ボタンを使う。</w:t>
       </w:r>
     </w:p>
     <w:p>

--- a/advanced_manual.docx
+++ b/advanced_manual.docx
@@ -48,7 +48,7 @@
                 <w:sz w:val="21"/>
                 <w:szCs w:val="21"/>
               </w:rPr>
-              <w:t xml:space="preserve">　Web設定画面でのカスタマイズ／USBメモリーを使った高度な操作（v4.42.0時点）</w:t>
+              <w:t xml:space="preserve">　Web設定画面でのカスタマイズ／USBメモリーを使った高度な操作（v4.43.0時点）</w:t>
             </w:r>
           </w:p>
         </w:tc>
@@ -1918,7 +1918,7 @@
           <w:sz w:val="30"/>
           <w:szCs w:val="30"/>
         </w:rPr>
-        <w:t xml:space="preserve">⑧ システム【v4.42.0で再起動ボタンを追加】</w:t>
+        <w:t xml:space="preserve">⑧ システム【v4.43.0で再起動ボタンを追加】</w:t>
       </w:r>
     </w:p>
     <w:p>
@@ -3301,6 +3301,600 @@
           <w:szCs w:val="19"/>
         </w:rPr>
         <w:t xml:space="preserve">※ この項目もpophug-settings.txtから設定できる（pinned_block_size / normal_block_size）。詳細は付録を参照。</w:t>
+      </w:r>
+    </w:p>
+    <w:p>
+      <w:pPr>
+        <w:pStyle w:val="Heading1"/>
+        <w:spacing w:after="160" w:before="320"/>
+      </w:pPr>
+      <w:r>
+        <w:rPr>
+          <w:b/>
+          <w:bCs/>
+          <w:color w:val="C2597A"/>
+          <w:sz w:val="30"/>
+          <w:szCs w:val="30"/>
+        </w:rPr>
+        <w:t xml:space="preserve">⑮ 呼び出し表示機能（客席用・キッチン用ボタン）【v4.43.0で追加】</w:t>
+      </w:r>
+    </w:p>
+    <w:p>
+      <w:pPr>
+        <w:spacing w:after="60"/>
+      </w:pPr>
+      <w:r>
+        <w:rPr>
+          <w:b w:val="false"/>
+          <w:bCs w:val="false"/>
+          <w:color w:val="333333"/>
+          <w:sz w:val="21"/>
+          <w:szCs w:val="21"/>
+        </w:rPr>
+        <w:t xml:space="preserve">レジ横に置いた押しボタンを押すと、指定した画像を指定した秒数だけ全画面表示し、終わると自動的に通常のスライドショーへ戻る機能。メニュー一覧が切り替わって「読めなかった」というお客様の声や、厨房から「お待たせしました」を出したい場合など、店側から能動的にタイミングを合わせて画像を出したい場面向け。客席用・キッチン用の2系統を独立して設定できる。</w:t>
+      </w:r>
+    </w:p>
+    <w:p>
+      <w:pPr>
+        <w:pStyle w:val="Heading2"/>
+        <w:spacing w:after="100" w:before="200"/>
+      </w:pPr>
+      <w:r>
+        <w:rPr>
+          <w:b/>
+          <w:bCs/>
+          <w:color w:val="333333"/>
+          <w:sz w:val="24"/>
+          <w:szCs w:val="24"/>
+        </w:rPr>
+        <w:t xml:space="preserve">ボタンの実現方式</w:t>
+      </w:r>
+    </w:p>
+    <w:p>
+      <w:pPr>
+        <w:spacing w:after="60"/>
+      </w:pPr>
+      <w:r>
+        <w:rPr>
+          <w:b w:val="false"/>
+          <w:bCs w:val="false"/>
+          <w:color w:val="333333"/>
+          <w:sz w:val="21"/>
+          <w:szCs w:val="21"/>
+        </w:rPr>
+        <w:t xml:space="preserve">推奨は本体のUSB-Aポートに挿すだけで使えるUSB有線HIDボタン（キーボードエミュレーション式の押しボタンスイッチ）。PCに挿すと「特定のキーが押された」という通常のキーボード入力として認識される汎用規格のため、Linuxでも追加ドライバ・sudoers設定・GPIO配線が一切不要。</w:t>
+      </w:r>
+    </w:p>
+    <w:tbl>
+      <w:tblPr>
+        <w:tblW w:type="dxa" w:w="9350"/>
+        <w:tblBorders>
+          <w:top w:val="single" w:color="auto" w:sz="4"/>
+          <w:left w:val="single" w:color="auto" w:sz="4"/>
+          <w:bottom w:val="single" w:color="auto" w:sz="4"/>
+          <w:right w:val="single" w:color="auto" w:sz="4"/>
+          <w:insideH w:val="single" w:color="auto" w:sz="4"/>
+          <w:insideV w:val="single" w:color="auto" w:sz="4"/>
+        </w:tblBorders>
+      </w:tblPr>
+      <w:tblGrid>
+        <w:gridCol w:w="2600"/>
+        <w:gridCol w:w="3350"/>
+        <w:gridCol w:w="3400"/>
+      </w:tblGrid>
+      <w:tr>
+        <w:trPr>
+          <w:cantSplit/>
+          <w:tblHeader/>
+        </w:trPr>
+        <w:tc>
+          <w:tcPr>
+            <w:tcW w:type="dxa" w:w="2600"/>
+            <w:shd w:fill="FCE9EF" w:val="clear"/>
+            <w:tcMar>
+              <w:top w:type="dxa" w:w="80"/>
+              <w:left w:type="dxa" w:w="100"/>
+              <w:bottom w:type="dxa" w:w="80"/>
+              <w:right w:type="dxa" w:w="100"/>
+            </w:tcMar>
+            <w:vAlign w:val="center"/>
+          </w:tcPr>
+          <w:p>
+            <w:r>
+              <w:rPr>
+                <w:b/>
+                <w:bCs/>
+                <w:color w:val="C2597A"/>
+                <w:sz w:val="20"/>
+                <w:szCs w:val="20"/>
+              </w:rPr>
+              <w:t xml:space="preserve">方式</w:t>
+            </w:r>
+          </w:p>
+        </w:tc>
+        <w:tc>
+          <w:tcPr>
+            <w:tcW w:type="dxa" w:w="3350"/>
+            <w:shd w:fill="FCE9EF" w:val="clear"/>
+            <w:tcMar>
+              <w:top w:type="dxa" w:w="80"/>
+              <w:left w:type="dxa" w:w="100"/>
+              <w:bottom w:type="dxa" w:w="80"/>
+              <w:right w:type="dxa" w:w="100"/>
+            </w:tcMar>
+            <w:vAlign w:val="center"/>
+          </w:tcPr>
+          <w:p>
+            <w:r>
+              <w:rPr>
+                <w:b/>
+                <w:bCs/>
+                <w:color w:val="C2597A"/>
+                <w:sz w:val="20"/>
+                <w:szCs w:val="20"/>
+              </w:rPr>
+              <w:t xml:space="preserve">メリット</w:t>
+            </w:r>
+          </w:p>
+        </w:tc>
+        <w:tc>
+          <w:tcPr>
+            <w:tcW w:type="dxa" w:w="3400"/>
+            <w:shd w:fill="FCE9EF" w:val="clear"/>
+            <w:tcMar>
+              <w:top w:type="dxa" w:w="80"/>
+              <w:left w:type="dxa" w:w="100"/>
+              <w:bottom w:type="dxa" w:w="80"/>
+              <w:right w:type="dxa" w:w="100"/>
+            </w:tcMar>
+            <w:vAlign w:val="center"/>
+          </w:tcPr>
+          <w:p>
+            <w:r>
+              <w:rPr>
+                <w:b/>
+                <w:bCs/>
+                <w:color w:val="C2597A"/>
+                <w:sz w:val="20"/>
+                <w:szCs w:val="20"/>
+              </w:rPr>
+              <w:t xml:space="preserve">デメリット</w:t>
+            </w:r>
+          </w:p>
+        </w:tc>
+      </w:tr>
+      <w:tr>
+        <w:trPr>
+          <w:cantSplit/>
+        </w:trPr>
+        <w:tc>
+          <w:tcPr>
+            <w:tcW w:type="dxa" w:w="2600"/>
+            <w:tcMar>
+              <w:top w:type="dxa" w:w="80"/>
+              <w:left w:type="dxa" w:w="100"/>
+              <w:bottom w:type="dxa" w:w="80"/>
+              <w:right w:type="dxa" w:w="100"/>
+            </w:tcMar>
+            <w:vAlign w:val="center"/>
+          </w:tcPr>
+          <w:p>
+            <w:r>
+              <w:rPr>
+                <w:b w:val="false"/>
+                <w:bCs w:val="false"/>
+                <w:color w:val="333333"/>
+                <w:sz w:val="20"/>
+                <w:szCs w:val="20"/>
+              </w:rPr>
+              <w:t xml:space="preserve">USB有線HID（推奨）</w:t>
+            </w:r>
+          </w:p>
+        </w:tc>
+        <w:tc>
+          <w:tcPr>
+            <w:tcW w:type="dxa" w:w="3350"/>
+            <w:tcMar>
+              <w:top w:type="dxa" w:w="80"/>
+              <w:left w:type="dxa" w:w="100"/>
+              <w:bottom w:type="dxa" w:w="80"/>
+              <w:right w:type="dxa" w:w="100"/>
+            </w:tcMar>
+            <w:vAlign w:val="center"/>
+          </w:tcPr>
+          <w:p>
+            <w:r>
+              <w:rPr>
+                <w:b w:val="false"/>
+                <w:bCs w:val="false"/>
+                <w:color w:val="333333"/>
+                <w:sz w:val="20"/>
+                <w:szCs w:val="20"/>
+              </w:rPr>
+              <w:t xml:space="preserve">挿すだけ・電池不要・ペアリング不要</w:t>
+            </w:r>
+          </w:p>
+        </w:tc>
+        <w:tc>
+          <w:tcPr>
+            <w:tcW w:type="dxa" w:w="3400"/>
+            <w:tcMar>
+              <w:top w:type="dxa" w:w="80"/>
+              <w:left w:type="dxa" w:w="100"/>
+              <w:bottom w:type="dxa" w:w="80"/>
+              <w:right w:type="dxa" w:w="100"/>
+            </w:tcMar>
+            <w:vAlign w:val="center"/>
+          </w:tcPr>
+          <w:p>
+            <w:r>
+              <w:rPr>
+                <w:b w:val="false"/>
+                <w:bCs w:val="false"/>
+                <w:color w:val="333333"/>
+                <w:sz w:val="20"/>
+                <w:szCs w:val="20"/>
+              </w:rPr>
+              <w:t xml:space="preserve">レジ〜厨房まで届く配線が必要</w:t>
+            </w:r>
+          </w:p>
+        </w:tc>
+      </w:tr>
+      <w:tr>
+        <w:trPr>
+          <w:cantSplit/>
+        </w:trPr>
+        <w:tc>
+          <w:tcPr>
+            <w:tcW w:type="dxa" w:w="2600"/>
+            <w:tcMar>
+              <w:top w:type="dxa" w:w="80"/>
+              <w:left w:type="dxa" w:w="100"/>
+              <w:bottom w:type="dxa" w:w="80"/>
+              <w:right w:type="dxa" w:w="100"/>
+            </w:tcMar>
+            <w:vAlign w:val="center"/>
+          </w:tcPr>
+          <w:p>
+            <w:r>
+              <w:rPr>
+                <w:b w:val="false"/>
+                <w:bCs w:val="false"/>
+                <w:color w:val="333333"/>
+                <w:sz w:val="20"/>
+                <w:szCs w:val="20"/>
+              </w:rPr>
+              <w:t xml:space="preserve">Bluetoothワイヤレス</w:t>
+            </w:r>
+          </w:p>
+        </w:tc>
+        <w:tc>
+          <w:tcPr>
+            <w:tcW w:type="dxa" w:w="3350"/>
+            <w:tcMar>
+              <w:top w:type="dxa" w:w="80"/>
+              <w:left w:type="dxa" w:w="100"/>
+              <w:bottom w:type="dxa" w:w="80"/>
+              <w:right w:type="dxa" w:w="100"/>
+            </w:tcMar>
+            <w:vAlign w:val="center"/>
+          </w:tcPr>
+          <w:p>
+            <w:r>
+              <w:rPr>
+                <w:b w:val="false"/>
+                <w:bCs w:val="false"/>
+                <w:color w:val="333333"/>
+                <w:sz w:val="20"/>
+                <w:szCs w:val="20"/>
+              </w:rPr>
+              <w:t xml:space="preserve">配線不要</w:t>
+            </w:r>
+          </w:p>
+        </w:tc>
+        <w:tc>
+          <w:tcPr>
+            <w:tcW w:type="dxa" w:w="3400"/>
+            <w:tcMar>
+              <w:top w:type="dxa" w:w="80"/>
+              <w:left w:type="dxa" w:w="100"/>
+              <w:bottom w:type="dxa" w:w="80"/>
+              <w:right w:type="dxa" w:w="100"/>
+            </w:tcMar>
+            <w:vAlign w:val="center"/>
+          </w:tcPr>
+          <w:p>
+            <w:r>
+              <w:rPr>
+                <w:b w:val="false"/>
+                <w:bCs w:val="false"/>
+                <w:color w:val="333333"/>
+                <w:sz w:val="20"/>
+                <w:szCs w:val="20"/>
+              </w:rPr>
+              <w:t xml:space="preserve">電池管理・ペアリング作業が必要</w:t>
+            </w:r>
+          </w:p>
+        </w:tc>
+      </w:tr>
+      <w:tr>
+        <w:trPr>
+          <w:cantSplit/>
+        </w:trPr>
+        <w:tc>
+          <w:tcPr>
+            <w:tcW w:type="dxa" w:w="2600"/>
+            <w:tcMar>
+              <w:top w:type="dxa" w:w="80"/>
+              <w:left w:type="dxa" w:w="100"/>
+              <w:bottom w:type="dxa" w:w="80"/>
+              <w:right w:type="dxa" w:w="100"/>
+            </w:tcMar>
+            <w:vAlign w:val="center"/>
+          </w:tcPr>
+          <w:p>
+            <w:r>
+              <w:rPr>
+                <w:b w:val="false"/>
+                <w:bCs w:val="false"/>
+                <w:color w:val="333333"/>
+                <w:sz w:val="20"/>
+                <w:szCs w:val="20"/>
+              </w:rPr>
+              <w:t xml:space="preserve">GPIO配線ボタン</w:t>
+            </w:r>
+          </w:p>
+        </w:tc>
+        <w:tc>
+          <w:tcPr>
+            <w:tcW w:type="dxa" w:w="3350"/>
+            <w:tcMar>
+              <w:top w:type="dxa" w:w="80"/>
+              <w:left w:type="dxa" w:w="100"/>
+              <w:bottom w:type="dxa" w:w="80"/>
+              <w:right w:type="dxa" w:w="100"/>
+            </w:tcMar>
+            <w:vAlign w:val="center"/>
+          </w:tcPr>
+          <w:p>
+            <w:r>
+              <w:rPr>
+                <w:b w:val="false"/>
+                <w:bCs w:val="false"/>
+                <w:color w:val="333333"/>
+                <w:sz w:val="20"/>
+                <w:szCs w:val="20"/>
+              </w:rPr>
+              <w:t xml:space="preserve">既存のQRボタンと同じ仕組み</w:t>
+            </w:r>
+          </w:p>
+        </w:tc>
+        <w:tc>
+          <w:tcPr>
+            <w:tcW w:type="dxa" w:w="3400"/>
+            <w:tcMar>
+              <w:top w:type="dxa" w:w="80"/>
+              <w:left w:type="dxa" w:w="100"/>
+              <w:bottom w:type="dxa" w:w="80"/>
+              <w:right w:type="dxa" w:w="100"/>
+            </w:tcMar>
+            <w:vAlign w:val="center"/>
+          </w:tcPr>
+          <w:p>
+            <w:r>
+              <w:rPr>
+                <w:b w:val="false"/>
+                <w:bCs w:val="false"/>
+                <w:color w:val="333333"/>
+                <w:sz w:val="20"/>
+                <w:szCs w:val="20"/>
+              </w:rPr>
+              <w:t xml:space="preserve">はんだ付け等の工作が必要</w:t>
+            </w:r>
+          </w:p>
+        </w:tc>
+      </w:tr>
+    </w:tbl>
+    <w:p>
+      <w:pPr>
+        <w:spacing w:after="80"/>
+      </w:pPr>
+    </w:p>
+    <w:p>
+      <w:pPr>
+        <w:spacing w:after="120" w:before="40"/>
+      </w:pPr>
+      <w:r>
+        <w:rPr>
+          <w:i/>
+          <w:iCs/>
+          <w:color w:val="888888"/>
+          <w:sz w:val="19"/>
+          <w:szCs w:val="19"/>
+        </w:rPr>
+        <w:t xml:space="preserve">※ Pi Zero 2WはBluetoothを内蔵しているため、配線が難しい場合はカメラ用シャッターリモコン等（キーボードのキーとして認識されるもの）に切り替えることもできる。ソフト側の仕組みは方式を問わず共通。</w:t>
+      </w:r>
+    </w:p>
+    <w:p>
+      <w:pPr>
+        <w:pStyle w:val="Heading2"/>
+        <w:spacing w:after="100" w:before="200"/>
+      </w:pPr>
+      <w:r>
+        <w:rPr>
+          <w:b/>
+          <w:bCs/>
+          <w:color w:val="333333"/>
+          <w:sz w:val="24"/>
+          <w:szCs w:val="24"/>
+        </w:rPr>
+        <w:t xml:space="preserve">設定手順</w:t>
+      </w:r>
+    </w:p>
+    <w:p>
+      <w:pPr>
+        <w:spacing w:after="60"/>
+      </w:pPr>
+      <w:r>
+        <w:rPr>
+          <w:b w:val="false"/>
+          <w:bCs w:val="false"/>
+          <w:color w:val="333333"/>
+          <w:sz w:val="21"/>
+          <w:szCs w:val="21"/>
+        </w:rPr>
+        <w:t xml:space="preserve">・ボタンをUSB-Aポートに挿し、割り当てたいボタンを一度押す</w:t>
+      </w:r>
+    </w:p>
+    <w:p>
+      <w:pPr>
+        <w:spacing w:after="60"/>
+      </w:pPr>
+      <w:r>
+        <w:rPr>
+          <w:b w:val="false"/>
+          <w:bCs w:val="false"/>
+          <w:color w:val="333333"/>
+          <w:sz w:val="21"/>
+          <w:szCs w:val="21"/>
+        </w:rPr>
+        <w:t xml:space="preserve">・Web設定画面の「呼び出し表示」欄の「最後に検出されたキー」に、押したボタンのキー名・コードが表示される（3秒おきに自動更新）。どのキーを送ってくるかは製品によって異なるが、この診断表示のおかげで別途ツールを用意しなくてもWeb画面だけで特定できる</w:t>
+      </w:r>
+    </w:p>
+    <w:p>
+      <w:pPr>
+        <w:spacing w:after="60"/>
+      </w:pPr>
+      <w:r>
+        <w:rPr>
+          <w:b w:val="false"/>
+          <w:bCs w:val="false"/>
+          <w:color w:val="333333"/>
+          <w:sz w:val="21"/>
+          <w:szCs w:val="21"/>
+        </w:rPr>
+        <w:t xml:space="preserve">・「これを客席用ボタンに設定」または「これをキッチン用ボタンに設定」を押して割り当てる</w:t>
+      </w:r>
+    </w:p>
+    <w:p>
+      <w:pPr>
+        <w:spacing w:after="60"/>
+      </w:pPr>
+      <w:r>
+        <w:rPr>
+          <w:b w:val="false"/>
+          <w:bCs w:val="false"/>
+          <w:color w:val="333333"/>
+          <w:sz w:val="21"/>
+          <w:szCs w:val="21"/>
+        </w:rPr>
+        <w:t xml:space="preserve">・「表示する画像」プルダウンで、その役割で表示したい画像を選ぶ</w:t>
+      </w:r>
+    </w:p>
+    <w:p>
+      <w:pPr>
+        <w:spacing w:after="60"/>
+      </w:pPr>
+      <w:r>
+        <w:rPr>
+          <w:b w:val="false"/>
+          <w:bCs w:val="false"/>
+          <w:color w:val="333333"/>
+          <w:sz w:val="21"/>
+          <w:szCs w:val="21"/>
+        </w:rPr>
+        <w:t xml:space="preserve">・「表示する秒数」スライダーで、表示し続ける時間を調整する（既定15秒、1〜120秒）</w:t>
+      </w:r>
+    </w:p>
+    <w:p>
+      <w:pPr>
+        <w:pStyle w:val="Heading2"/>
+        <w:spacing w:after="100" w:before="200"/>
+      </w:pPr>
+      <w:r>
+        <w:rPr>
+          <w:b/>
+          <w:bCs/>
+          <w:color w:val="333333"/>
+          <w:sz w:val="24"/>
+          <w:szCs w:val="24"/>
+        </w:rPr>
+        <w:t xml:space="preserve">動作の仕様</w:t>
+      </w:r>
+    </w:p>
+    <w:p>
+      <w:pPr>
+        <w:spacing w:after="60"/>
+      </w:pPr>
+      <w:r>
+        <w:rPr>
+          <w:b w:val="false"/>
+          <w:bCs w:val="false"/>
+          <w:color w:val="333333"/>
+          <w:sz w:val="21"/>
+          <w:szCs w:val="21"/>
+        </w:rPr>
+        <w:t xml:space="preserve">・呼び出し表示は、QRコード表示・取扱説明・Wi-Fiセットアップ・USB書き出し待受けのいずれよりも優先される（シャットダウン中・アップデート適用中の専有画面だけは上書きされない）</w:t>
+      </w:r>
+    </w:p>
+    <w:p>
+      <w:pPr>
+        <w:spacing w:after="60"/>
+      </w:pPr>
+      <w:r>
+        <w:rPr>
+          <w:b w:val="false"/>
+          <w:bCs w:val="false"/>
+          <w:color w:val="333333"/>
+          <w:sz w:val="21"/>
+          <w:szCs w:val="21"/>
+        </w:rPr>
+        <w:t xml:space="preserve">・表示時間が終わると、呼び出し表示前のスライドショーの続きから自動的に再開する</w:t>
+      </w:r>
+    </w:p>
+    <w:p>
+      <w:pPr>
+        <w:spacing w:after="60"/>
+      </w:pPr>
+      <w:r>
+        <w:rPr>
+          <w:b w:val="false"/>
+          <w:bCs w:val="false"/>
+          <w:color w:val="333333"/>
+          <w:sz w:val="21"/>
+          <w:szCs w:val="21"/>
+        </w:rPr>
+        <w:t xml:space="preserve">・ボタンのチャタリング対策として、同じボタンの連続検知は1秒間（CALL_DISPLAY_DEBOUNCE_SECONDS）は無視される</w:t>
+      </w:r>
+    </w:p>
+    <w:p>
+      <w:pPr>
+        <w:spacing w:after="60"/>
+      </w:pPr>
+      <w:r>
+        <w:rPr>
+          <w:b w:val="false"/>
+          <w:bCs w:val="false"/>
+          <w:color w:val="333333"/>
+          <w:sz w:val="21"/>
+          <w:szCs w:val="21"/>
+        </w:rPr>
+        <w:t xml:space="preserve">・設定した画像が削除・非表示にされている場合、ボタンを押しても何も起きない（ログに記録される）</w:t>
+      </w:r>
+    </w:p>
+    <w:p>
+      <w:pPr>
+        <w:spacing w:after="120" w:before="40"/>
+      </w:pPr>
+      <w:r>
+        <w:rPr>
+          <w:i/>
+          <w:iCs/>
+          <w:color w:val="888888"/>
+          <w:sz w:val="19"/>
+          <w:szCs w:val="19"/>
+        </w:rPr>
+        <w:t xml:space="preserve">※ この項目もpophug-settings.txtから設定できる（call_customer_image / call_customer_key / call_customer_duration / call_kitchen_image / call_kitchen_key / call_kitchen_duration）。詳細は付録を参照。</w:t>
       </w:r>
     </w:p>
     <w:p>
@@ -4977,6 +5571,612 @@
                 <w:szCs w:val="20"/>
               </w:rPr>
               <w:t xml:space="preserve">normal_block_size = 4</w:t>
+            </w:r>
+          </w:p>
+        </w:tc>
+      </w:tr>
+      <w:tr>
+        <w:trPr>
+          <w:cantSplit/>
+        </w:trPr>
+        <w:tc>
+          <w:tcPr>
+            <w:tcW w:type="dxa" w:w="2100"/>
+            <w:tcMar>
+              <w:top w:type="dxa" w:w="80"/>
+              <w:left w:type="dxa" w:w="100"/>
+              <w:bottom w:type="dxa" w:w="80"/>
+              <w:right w:type="dxa" w:w="100"/>
+            </w:tcMar>
+            <w:vAlign w:val="center"/>
+          </w:tcPr>
+          <w:p>
+            <w:r>
+              <w:rPr>
+                <w:b w:val="false"/>
+                <w:bCs w:val="false"/>
+                <w:color w:val="333333"/>
+                <w:sz w:val="20"/>
+                <w:szCs w:val="20"/>
+              </w:rPr>
+              <w:t xml:space="preserve">call_customer_image</w:t>
+            </w:r>
+          </w:p>
+        </w:tc>
+        <w:tc>
+          <w:tcPr>
+            <w:tcW w:type="dxa" w:w="2900"/>
+            <w:tcMar>
+              <w:top w:type="dxa" w:w="80"/>
+              <w:left w:type="dxa" w:w="100"/>
+              <w:bottom w:type="dxa" w:w="80"/>
+              <w:right w:type="dxa" w:w="100"/>
+            </w:tcMar>
+            <w:vAlign w:val="center"/>
+          </w:tcPr>
+          <w:p>
+            <w:r>
+              <w:rPr>
+                <w:b w:val="false"/>
+                <w:bCs w:val="false"/>
+                <w:color w:val="333333"/>
+                <w:sz w:val="20"/>
+                <w:szCs w:val="20"/>
+              </w:rPr>
+              <w:t xml:space="preserve">既存の画像ファイル名（空欄可）</w:t>
+            </w:r>
+          </w:p>
+        </w:tc>
+        <w:tc>
+          <w:tcPr>
+            <w:tcW w:type="dxa" w:w="2600"/>
+            <w:tcMar>
+              <w:top w:type="dxa" w:w="80"/>
+              <w:left w:type="dxa" w:w="100"/>
+              <w:bottom w:type="dxa" w:w="80"/>
+              <w:right w:type="dxa" w:w="100"/>
+            </w:tcMar>
+            <w:vAlign w:val="center"/>
+          </w:tcPr>
+          <w:p>
+            <w:r>
+              <w:rPr>
+                <w:b w:val="false"/>
+                <w:bCs w:val="false"/>
+                <w:color w:val="333333"/>
+                <w:sz w:val="20"/>
+                <w:szCs w:val="20"/>
+              </w:rPr>
+              <w:t xml:space="preserve">⑮客席用: 表示する画像</w:t>
+            </w:r>
+          </w:p>
+        </w:tc>
+        <w:tc>
+          <w:tcPr>
+            <w:tcW w:type="dxa" w:w="1750"/>
+            <w:tcMar>
+              <w:top w:type="dxa" w:w="80"/>
+              <w:left w:type="dxa" w:w="100"/>
+              <w:bottom w:type="dxa" w:w="80"/>
+              <w:right w:type="dxa" w:w="100"/>
+            </w:tcMar>
+            <w:vAlign w:val="center"/>
+          </w:tcPr>
+          <w:p>
+            <w:r>
+              <w:rPr>
+                <w:b w:val="false"/>
+                <w:bCs w:val="false"/>
+                <w:color w:val="333333"/>
+                <w:sz w:val="20"/>
+                <w:szCs w:val="20"/>
+              </w:rPr>
+              <w:t xml:space="preserve">call_customer_image = menu.jpg</w:t>
+            </w:r>
+          </w:p>
+        </w:tc>
+      </w:tr>
+      <w:tr>
+        <w:trPr>
+          <w:cantSplit/>
+        </w:trPr>
+        <w:tc>
+          <w:tcPr>
+            <w:tcW w:type="dxa" w:w="2100"/>
+            <w:tcMar>
+              <w:top w:type="dxa" w:w="80"/>
+              <w:left w:type="dxa" w:w="100"/>
+              <w:bottom w:type="dxa" w:w="80"/>
+              <w:right w:type="dxa" w:w="100"/>
+            </w:tcMar>
+            <w:vAlign w:val="center"/>
+          </w:tcPr>
+          <w:p>
+            <w:r>
+              <w:rPr>
+                <w:b w:val="false"/>
+                <w:bCs w:val="false"/>
+                <w:color w:val="333333"/>
+                <w:sz w:val="20"/>
+                <w:szCs w:val="20"/>
+              </w:rPr>
+              <w:t xml:space="preserve">call_customer_key</w:t>
+            </w:r>
+          </w:p>
+        </w:tc>
+        <w:tc>
+          <w:tcPr>
+            <w:tcW w:type="dxa" w:w="2900"/>
+            <w:tcMar>
+              <w:top w:type="dxa" w:w="80"/>
+              <w:left w:type="dxa" w:w="100"/>
+              <w:bottom w:type="dxa" w:w="80"/>
+              <w:right w:type="dxa" w:w="100"/>
+            </w:tcMar>
+            <w:vAlign w:val="center"/>
+          </w:tcPr>
+          <w:p>
+            <w:r>
+              <w:rPr>
+                <w:b w:val="false"/>
+                <w:bCs w:val="false"/>
+                <w:color w:val="333333"/>
+                <w:sz w:val="20"/>
+                <w:szCs w:val="20"/>
+              </w:rPr>
+              <w:t xml:space="preserve">0以上の整数（0=未設定）</w:t>
+            </w:r>
+          </w:p>
+        </w:tc>
+        <w:tc>
+          <w:tcPr>
+            <w:tcW w:type="dxa" w:w="2600"/>
+            <w:tcMar>
+              <w:top w:type="dxa" w:w="80"/>
+              <w:left w:type="dxa" w:w="100"/>
+              <w:bottom w:type="dxa" w:w="80"/>
+              <w:right w:type="dxa" w:w="100"/>
+            </w:tcMar>
+            <w:vAlign w:val="center"/>
+          </w:tcPr>
+          <w:p>
+            <w:r>
+              <w:rPr>
+                <w:b w:val="false"/>
+                <w:bCs w:val="false"/>
+                <w:color w:val="333333"/>
+                <w:sz w:val="20"/>
+                <w:szCs w:val="20"/>
+              </w:rPr>
+              <w:t xml:space="preserve">⑮客席用: 割り当てるキー</w:t>
+            </w:r>
+          </w:p>
+        </w:tc>
+        <w:tc>
+          <w:tcPr>
+            <w:tcW w:type="dxa" w:w="1750"/>
+            <w:tcMar>
+              <w:top w:type="dxa" w:w="80"/>
+              <w:left w:type="dxa" w:w="100"/>
+              <w:bottom w:type="dxa" w:w="80"/>
+              <w:right w:type="dxa" w:w="100"/>
+            </w:tcMar>
+            <w:vAlign w:val="center"/>
+          </w:tcPr>
+          <w:p>
+            <w:r>
+              <w:rPr>
+                <w:b w:val="false"/>
+                <w:bCs w:val="false"/>
+                <w:color w:val="333333"/>
+                <w:sz w:val="20"/>
+                <w:szCs w:val="20"/>
+              </w:rPr>
+              <w:t xml:space="preserve">call_customer_key = 1073741912</w:t>
+            </w:r>
+          </w:p>
+        </w:tc>
+      </w:tr>
+      <w:tr>
+        <w:trPr>
+          <w:cantSplit/>
+        </w:trPr>
+        <w:tc>
+          <w:tcPr>
+            <w:tcW w:type="dxa" w:w="2100"/>
+            <w:tcMar>
+              <w:top w:type="dxa" w:w="80"/>
+              <w:left w:type="dxa" w:w="100"/>
+              <w:bottom w:type="dxa" w:w="80"/>
+              <w:right w:type="dxa" w:w="100"/>
+            </w:tcMar>
+            <w:vAlign w:val="center"/>
+          </w:tcPr>
+          <w:p>
+            <w:r>
+              <w:rPr>
+                <w:b w:val="false"/>
+                <w:bCs w:val="false"/>
+                <w:color w:val="333333"/>
+                <w:sz w:val="20"/>
+                <w:szCs w:val="20"/>
+              </w:rPr>
+              <w:t xml:space="preserve">call_customer_duration</w:t>
+            </w:r>
+          </w:p>
+        </w:tc>
+        <w:tc>
+          <w:tcPr>
+            <w:tcW w:type="dxa" w:w="2900"/>
+            <w:tcMar>
+              <w:top w:type="dxa" w:w="80"/>
+              <w:left w:type="dxa" w:w="100"/>
+              <w:bottom w:type="dxa" w:w="80"/>
+              <w:right w:type="dxa" w:w="100"/>
+            </w:tcMar>
+            <w:vAlign w:val="center"/>
+          </w:tcPr>
+          <w:p>
+            <w:r>
+              <w:rPr>
+                <w:b w:val="false"/>
+                <w:bCs w:val="false"/>
+                <w:color w:val="333333"/>
+                <w:sz w:val="20"/>
+                <w:szCs w:val="20"/>
+              </w:rPr>
+              <w:t xml:space="preserve">1〜120（秒）</w:t>
+            </w:r>
+          </w:p>
+        </w:tc>
+        <w:tc>
+          <w:tcPr>
+            <w:tcW w:type="dxa" w:w="2600"/>
+            <w:tcMar>
+              <w:top w:type="dxa" w:w="80"/>
+              <w:left w:type="dxa" w:w="100"/>
+              <w:bottom w:type="dxa" w:w="80"/>
+              <w:right w:type="dxa" w:w="100"/>
+            </w:tcMar>
+            <w:vAlign w:val="center"/>
+          </w:tcPr>
+          <w:p>
+            <w:r>
+              <w:rPr>
+                <w:b w:val="false"/>
+                <w:bCs w:val="false"/>
+                <w:color w:val="333333"/>
+                <w:sz w:val="20"/>
+                <w:szCs w:val="20"/>
+              </w:rPr>
+              <w:t xml:space="preserve">⑮客席用: 表示する秒数</w:t>
+            </w:r>
+          </w:p>
+        </w:tc>
+        <w:tc>
+          <w:tcPr>
+            <w:tcW w:type="dxa" w:w="1750"/>
+            <w:tcMar>
+              <w:top w:type="dxa" w:w="80"/>
+              <w:left w:type="dxa" w:w="100"/>
+              <w:bottom w:type="dxa" w:w="80"/>
+              <w:right w:type="dxa" w:w="100"/>
+            </w:tcMar>
+            <w:vAlign w:val="center"/>
+          </w:tcPr>
+          <w:p>
+            <w:r>
+              <w:rPr>
+                <w:b w:val="false"/>
+                <w:bCs w:val="false"/>
+                <w:color w:val="333333"/>
+                <w:sz w:val="20"/>
+                <w:szCs w:val="20"/>
+              </w:rPr>
+              <w:t xml:space="preserve">call_customer_duration = 15</w:t>
+            </w:r>
+          </w:p>
+        </w:tc>
+      </w:tr>
+      <w:tr>
+        <w:trPr>
+          <w:cantSplit/>
+        </w:trPr>
+        <w:tc>
+          <w:tcPr>
+            <w:tcW w:type="dxa" w:w="2100"/>
+            <w:tcMar>
+              <w:top w:type="dxa" w:w="80"/>
+              <w:left w:type="dxa" w:w="100"/>
+              <w:bottom w:type="dxa" w:w="80"/>
+              <w:right w:type="dxa" w:w="100"/>
+            </w:tcMar>
+            <w:vAlign w:val="center"/>
+          </w:tcPr>
+          <w:p>
+            <w:r>
+              <w:rPr>
+                <w:b w:val="false"/>
+                <w:bCs w:val="false"/>
+                <w:color w:val="333333"/>
+                <w:sz w:val="20"/>
+                <w:szCs w:val="20"/>
+              </w:rPr>
+              <w:t xml:space="preserve">call_kitchen_image</w:t>
+            </w:r>
+          </w:p>
+        </w:tc>
+        <w:tc>
+          <w:tcPr>
+            <w:tcW w:type="dxa" w:w="2900"/>
+            <w:tcMar>
+              <w:top w:type="dxa" w:w="80"/>
+              <w:left w:type="dxa" w:w="100"/>
+              <w:bottom w:type="dxa" w:w="80"/>
+              <w:right w:type="dxa" w:w="100"/>
+            </w:tcMar>
+            <w:vAlign w:val="center"/>
+          </w:tcPr>
+          <w:p>
+            <w:r>
+              <w:rPr>
+                <w:b w:val="false"/>
+                <w:bCs w:val="false"/>
+                <w:color w:val="333333"/>
+                <w:sz w:val="20"/>
+                <w:szCs w:val="20"/>
+              </w:rPr>
+              <w:t xml:space="preserve">既存の画像ファイル名（空欄可）</w:t>
+            </w:r>
+          </w:p>
+        </w:tc>
+        <w:tc>
+          <w:tcPr>
+            <w:tcW w:type="dxa" w:w="2600"/>
+            <w:tcMar>
+              <w:top w:type="dxa" w:w="80"/>
+              <w:left w:type="dxa" w:w="100"/>
+              <w:bottom w:type="dxa" w:w="80"/>
+              <w:right w:type="dxa" w:w="100"/>
+            </w:tcMar>
+            <w:vAlign w:val="center"/>
+          </w:tcPr>
+          <w:p>
+            <w:r>
+              <w:rPr>
+                <w:b w:val="false"/>
+                <w:bCs w:val="false"/>
+                <w:color w:val="333333"/>
+                <w:sz w:val="20"/>
+                <w:szCs w:val="20"/>
+              </w:rPr>
+              <w:t xml:space="preserve">⑮キッチン用: 表示する画像</w:t>
+            </w:r>
+          </w:p>
+        </w:tc>
+        <w:tc>
+          <w:tcPr>
+            <w:tcW w:type="dxa" w:w="1750"/>
+            <w:tcMar>
+              <w:top w:type="dxa" w:w="80"/>
+              <w:left w:type="dxa" w:w="100"/>
+              <w:bottom w:type="dxa" w:w="80"/>
+              <w:right w:type="dxa" w:w="100"/>
+            </w:tcMar>
+            <w:vAlign w:val="center"/>
+          </w:tcPr>
+          <w:p>
+            <w:r>
+              <w:rPr>
+                <w:b w:val="false"/>
+                <w:bCs w:val="false"/>
+                <w:color w:val="333333"/>
+                <w:sz w:val="20"/>
+                <w:szCs w:val="20"/>
+              </w:rPr>
+              <w:t xml:space="preserve">call_kitchen_image = omatase.jpg</w:t>
+            </w:r>
+          </w:p>
+        </w:tc>
+      </w:tr>
+      <w:tr>
+        <w:trPr>
+          <w:cantSplit/>
+        </w:trPr>
+        <w:tc>
+          <w:tcPr>
+            <w:tcW w:type="dxa" w:w="2100"/>
+            <w:tcMar>
+              <w:top w:type="dxa" w:w="80"/>
+              <w:left w:type="dxa" w:w="100"/>
+              <w:bottom w:type="dxa" w:w="80"/>
+              <w:right w:type="dxa" w:w="100"/>
+            </w:tcMar>
+            <w:vAlign w:val="center"/>
+          </w:tcPr>
+          <w:p>
+            <w:r>
+              <w:rPr>
+                <w:b w:val="false"/>
+                <w:bCs w:val="false"/>
+                <w:color w:val="333333"/>
+                <w:sz w:val="20"/>
+                <w:szCs w:val="20"/>
+              </w:rPr>
+              <w:t xml:space="preserve">call_kitchen_key</w:t>
+            </w:r>
+          </w:p>
+        </w:tc>
+        <w:tc>
+          <w:tcPr>
+            <w:tcW w:type="dxa" w:w="2900"/>
+            <w:tcMar>
+              <w:top w:type="dxa" w:w="80"/>
+              <w:left w:type="dxa" w:w="100"/>
+              <w:bottom w:type="dxa" w:w="80"/>
+              <w:right w:type="dxa" w:w="100"/>
+            </w:tcMar>
+            <w:vAlign w:val="center"/>
+          </w:tcPr>
+          <w:p>
+            <w:r>
+              <w:rPr>
+                <w:b w:val="false"/>
+                <w:bCs w:val="false"/>
+                <w:color w:val="333333"/>
+                <w:sz w:val="20"/>
+                <w:szCs w:val="20"/>
+              </w:rPr>
+              <w:t xml:space="preserve">0以上の整数（0=未設定）</w:t>
+            </w:r>
+          </w:p>
+        </w:tc>
+        <w:tc>
+          <w:tcPr>
+            <w:tcW w:type="dxa" w:w="2600"/>
+            <w:tcMar>
+              <w:top w:type="dxa" w:w="80"/>
+              <w:left w:type="dxa" w:w="100"/>
+              <w:bottom w:type="dxa" w:w="80"/>
+              <w:right w:type="dxa" w:w="100"/>
+            </w:tcMar>
+            <w:vAlign w:val="center"/>
+          </w:tcPr>
+          <w:p>
+            <w:r>
+              <w:rPr>
+                <w:b w:val="false"/>
+                <w:bCs w:val="false"/>
+                <w:color w:val="333333"/>
+                <w:sz w:val="20"/>
+                <w:szCs w:val="20"/>
+              </w:rPr>
+              <w:t xml:space="preserve">⑮キッチン用: 割り当てるキー</w:t>
+            </w:r>
+          </w:p>
+        </w:tc>
+        <w:tc>
+          <w:tcPr>
+            <w:tcW w:type="dxa" w:w="1750"/>
+            <w:tcMar>
+              <w:top w:type="dxa" w:w="80"/>
+              <w:left w:type="dxa" w:w="100"/>
+              <w:bottom w:type="dxa" w:w="80"/>
+              <w:right w:type="dxa" w:w="100"/>
+            </w:tcMar>
+            <w:vAlign w:val="center"/>
+          </w:tcPr>
+          <w:p>
+            <w:r>
+              <w:rPr>
+                <w:b w:val="false"/>
+                <w:bCs w:val="false"/>
+                <w:color w:val="333333"/>
+                <w:sz w:val="20"/>
+                <w:szCs w:val="20"/>
+              </w:rPr>
+              <w:t xml:space="preserve">call_kitchen_key = 1073741913</w:t>
+            </w:r>
+          </w:p>
+        </w:tc>
+      </w:tr>
+      <w:tr>
+        <w:trPr>
+          <w:cantSplit/>
+        </w:trPr>
+        <w:tc>
+          <w:tcPr>
+            <w:tcW w:type="dxa" w:w="2100"/>
+            <w:tcMar>
+              <w:top w:type="dxa" w:w="80"/>
+              <w:left w:type="dxa" w:w="100"/>
+              <w:bottom w:type="dxa" w:w="80"/>
+              <w:right w:type="dxa" w:w="100"/>
+            </w:tcMar>
+            <w:vAlign w:val="center"/>
+          </w:tcPr>
+          <w:p>
+            <w:r>
+              <w:rPr>
+                <w:b w:val="false"/>
+                <w:bCs w:val="false"/>
+                <w:color w:val="333333"/>
+                <w:sz w:val="20"/>
+                <w:szCs w:val="20"/>
+              </w:rPr>
+              <w:t xml:space="preserve">call_kitchen_duration</w:t>
+            </w:r>
+          </w:p>
+        </w:tc>
+        <w:tc>
+          <w:tcPr>
+            <w:tcW w:type="dxa" w:w="2900"/>
+            <w:tcMar>
+              <w:top w:type="dxa" w:w="80"/>
+              <w:left w:type="dxa" w:w="100"/>
+              <w:bottom w:type="dxa" w:w="80"/>
+              <w:right w:type="dxa" w:w="100"/>
+            </w:tcMar>
+            <w:vAlign w:val="center"/>
+          </w:tcPr>
+          <w:p>
+            <w:r>
+              <w:rPr>
+                <w:b w:val="false"/>
+                <w:bCs w:val="false"/>
+                <w:color w:val="333333"/>
+                <w:sz w:val="20"/>
+                <w:szCs w:val="20"/>
+              </w:rPr>
+              <w:t xml:space="preserve">1〜120（秒）</w:t>
+            </w:r>
+          </w:p>
+        </w:tc>
+        <w:tc>
+          <w:tcPr>
+            <w:tcW w:type="dxa" w:w="2600"/>
+            <w:tcMar>
+              <w:top w:type="dxa" w:w="80"/>
+              <w:left w:type="dxa" w:w="100"/>
+              <w:bottom w:type="dxa" w:w="80"/>
+              <w:right w:type="dxa" w:w="100"/>
+            </w:tcMar>
+            <w:vAlign w:val="center"/>
+          </w:tcPr>
+          <w:p>
+            <w:r>
+              <w:rPr>
+                <w:b w:val="false"/>
+                <w:bCs w:val="false"/>
+                <w:color w:val="333333"/>
+                <w:sz w:val="20"/>
+                <w:szCs w:val="20"/>
+              </w:rPr>
+              <w:t xml:space="preserve">⑮キッチン用: 表示する秒数</w:t>
+            </w:r>
+          </w:p>
+        </w:tc>
+        <w:tc>
+          <w:tcPr>
+            <w:tcW w:type="dxa" w:w="1750"/>
+            <w:tcMar>
+              <w:top w:type="dxa" w:w="80"/>
+              <w:left w:type="dxa" w:w="100"/>
+              <w:bottom w:type="dxa" w:w="80"/>
+              <w:right w:type="dxa" w:w="100"/>
+            </w:tcMar>
+            <w:vAlign w:val="center"/>
+          </w:tcPr>
+          <w:p>
+            <w:r>
+              <w:rPr>
+                <w:b w:val="false"/>
+                <w:bCs w:val="false"/>
+                <w:color w:val="333333"/>
+                <w:sz w:val="20"/>
+                <w:szCs w:val="20"/>
+              </w:rPr>
+              <w:t xml:space="preserve">call_kitchen_duration = 10</w:t>
             </w:r>
           </w:p>
         </w:tc>

--- a/advanced_manual.docx
+++ b/advanced_manual.docx
@@ -48,7 +48,7 @@
                 <w:sz w:val="21"/>
                 <w:szCs w:val="21"/>
               </w:rPr>
-              <w:t xml:space="preserve">　Web設定画面でのカスタマイズ／USBメモリーを使った高度な操作（v4.43.0時点）</w:t>
+              <w:t xml:space="preserve">　Web設定画面でのカスタマイズ／USBメモリーを使った高度な操作（v4.43.1時点）</w:t>
             </w:r>
           </w:p>
         </w:tc>
@@ -1918,7 +1918,7 @@
           <w:sz w:val="30"/>
           <w:szCs w:val="30"/>
         </w:rPr>
-        <w:t xml:space="preserve">⑧ システム【v4.43.0で再起動ボタンを追加】</w:t>
+        <w:t xml:space="preserve">⑧ システム【v4.43.1で再起動ボタンを追加】</w:t>
       </w:r>
     </w:p>
     <w:p>
@@ -3316,7 +3316,7 @@
           <w:sz w:val="30"/>
           <w:szCs w:val="30"/>
         </w:rPr>
-        <w:t xml:space="preserve">⑮ 呼び出し表示機能（客席用・キッチン用ボタン）【v4.43.0で追加】</w:t>
+        <w:t xml:space="preserve">⑮ 呼び出し表示機能（客席用・キッチン用ボタン）【v4.43.1で追加】</w:t>
       </w:r>
     </w:p>
     <w:p>
@@ -3788,7 +3788,7 @@
           <w:sz w:val="21"/>
           <w:szCs w:val="21"/>
         </w:rPr>
-        <w:t xml:space="preserve">・「表示する画像」プルダウンで、その役割で表示したい画像を選ぶ</w:t>
+        <w:t xml:space="preserve">・「画像を選ぶ」ボタンを押すと、サムネイル一覧のピッカーが開くので、その役割で表示したい画像をタップして選ぶ（v4.43.1〜。ファイル名だけでは似た画像を見分けにくいため、実際のサムネイルを見て選べるようにしている）</w:t>
       </w:r>
     </w:p>
     <w:p>

--- a/advanced_manual.docx
+++ b/advanced_manual.docx
@@ -48,7 +48,7 @@
                 <w:sz w:val="21"/>
                 <w:szCs w:val="21"/>
               </w:rPr>
-              <w:t xml:space="preserve">　Web設定画面でのカスタマイズ／USBメモリーを使った高度な操作（v4.43.1時点）</w:t>
+              <w:t xml:space="preserve">　Web設定画面でのカスタマイズ／USBメモリーを使った高度な操作（v4.44.0時点）</w:t>
             </w:r>
           </w:p>
         </w:tc>
@@ -1918,7 +1918,7 @@
           <w:sz w:val="30"/>
           <w:szCs w:val="30"/>
         </w:rPr>
-        <w:t xml:space="preserve">⑧ システム【v4.43.1で再起動ボタンを追加】</w:t>
+        <w:t xml:space="preserve">⑧ システム【v4.44.0で再起動ボタンを追加】</w:t>
       </w:r>
     </w:p>
     <w:p>
@@ -3316,7 +3316,7 @@
           <w:sz w:val="30"/>
           <w:szCs w:val="30"/>
         </w:rPr>
-        <w:t xml:space="preserve">⑮ 呼び出し表示機能（客席用・キッチン用ボタン）【v4.43.1で追加】</w:t>
+        <w:t xml:space="preserve">⑮ 呼び出し表示機能【v4.44.0で複数ボタンに対応】</w:t>
       </w:r>
     </w:p>
     <w:p>
@@ -3331,7 +3331,7 @@
           <w:sz w:val="21"/>
           <w:szCs w:val="21"/>
         </w:rPr>
-        <w:t xml:space="preserve">レジ横に置いた押しボタンを押すと、指定した画像を指定した秒数だけ全画面表示し、終わると自動的に通常のスライドショーへ戻る機能。メニュー一覧が切り替わって「読めなかった」というお客様の声や、厨房から「お待たせしました」を出したい場合など、店側から能動的にタイミングを合わせて画像を出したい場面向け。客席用・キッチン用の2系統を独立して設定できる。</w:t>
+        <w:t xml:space="preserve">レジ横に置いた押しボタンを押すと、指定した画像を指定した秒数だけ全画面表示し、終わると自動的に通常のスライドショーへ戻る機能。ボタンはいくつでも追加でき、それぞれに別々の名前・画像・表示秒数・キーを割り当てられる（当初は「客席用」「キッチン用」の固定2枠だったが、「ドリンクメニュー用」「フードメニュー用」のように用途ごとに増やしたいという要望を受けて一般化した）。</w:t>
       </w:r>
     </w:p>
     <w:p>
@@ -3362,7 +3362,7 @@
           <w:sz w:val="21"/>
           <w:szCs w:val="21"/>
         </w:rPr>
-        <w:t xml:space="preserve">推奨は本体のUSB-Aポートに挿すだけで使えるUSB有線HIDボタン（キーボードエミュレーション式の押しボタンスイッチ）。PCに挿すと「特定のキーが押された」という通常のキーボード入力として認識される汎用規格のため、Linuxでも追加ドライバ・sudoers設定・GPIO配線が一切不要。</w:t>
+        <w:t xml:space="preserve">推奨は本体のUSB-Aポートに挿すだけで使えるUSB有線HIDボタン（キーボードエミュレーション式の押しボタンスイッチ）。PCに挿すと「特定のキーが押された」という通常のキーボード入力として認識される汎用規格のため、Linuxでも追加ドライバ・sudoers設定・GPIO配線が一切不要。複数のボタンを同時に挿しても、それぞれ別のキーを送ってくる限り問題なく共存できる。</w:t>
       </w:r>
     </w:p>
     <w:tbl>
@@ -3702,6 +3702,112 @@
     </w:p>
     <w:p>
       <w:pPr>
+        <w:pStyle w:val="Heading2"/>
+        <w:spacing w:after="100" w:before="200"/>
+      </w:pPr>
+      <w:r>
+        <w:rPr>
+          <w:b/>
+          <w:bCs/>
+          <w:color w:val="333333"/>
+          <w:sz w:val="24"/>
+          <w:szCs w:val="24"/>
+        </w:rPr>
+        <w:t xml:space="preserve">設定手順</w:t>
+      </w:r>
+    </w:p>
+    <w:p>
+      <w:pPr>
+        <w:spacing w:after="60"/>
+      </w:pPr>
+      <w:r>
+        <w:rPr>
+          <w:b w:val="false"/>
+          <w:bCs w:val="false"/>
+          <w:color w:val="333333"/>
+          <w:sz w:val="21"/>
+          <w:szCs w:val="21"/>
+        </w:rPr>
+        <w:t xml:space="preserve">・Web設定画面の「呼び出し表示」欄の「+ 新しいボタンを追加」を押し、名前（例: 「ドリンクメニュー用」）を入力する</w:t>
+      </w:r>
+    </w:p>
+    <w:p>
+      <w:pPr>
+        <w:spacing w:after="60"/>
+      </w:pPr>
+      <w:r>
+        <w:rPr>
+          <w:b w:val="false"/>
+          <w:bCs w:val="false"/>
+          <w:color w:val="333333"/>
+          <w:sz w:val="21"/>
+          <w:szCs w:val="21"/>
+        </w:rPr>
+        <w:t xml:space="preserve">・ボタンをUSB-Aポートに挿し、割り当てたいボタンを一度押す</w:t>
+      </w:r>
+    </w:p>
+    <w:p>
+      <w:pPr>
+        <w:spacing w:after="60"/>
+      </w:pPr>
+      <w:r>
+        <w:rPr>
+          <w:b w:val="false"/>
+          <w:bCs w:val="false"/>
+          <w:color w:val="333333"/>
+          <w:sz w:val="21"/>
+          <w:szCs w:val="21"/>
+        </w:rPr>
+        <w:t xml:space="preserve">・「最後に検出されたキー」に、押したボタンのキー名・コードが表示される（3秒おきに自動更新）。どのキーを送ってくるかは製品によって異なるが、この診断表示のおかげで別途ツールを用意しなくてもWeb画面だけで特定できる</w:t>
+      </w:r>
+    </w:p>
+    <w:p>
+      <w:pPr>
+        <w:spacing w:after="60"/>
+      </w:pPr>
+      <w:r>
+        <w:rPr>
+          <w:b w:val="false"/>
+          <w:bCs w:val="false"/>
+          <w:color w:val="333333"/>
+          <w:sz w:val="21"/>
+          <w:szCs w:val="21"/>
+        </w:rPr>
+        <w:t xml:space="preserve">・作ったボタンのカードにある「検出したキーを割り当てる」を押して割り当てる</w:t>
+      </w:r>
+    </w:p>
+    <w:p>
+      <w:pPr>
+        <w:spacing w:after="60"/>
+      </w:pPr>
+      <w:r>
+        <w:rPr>
+          <w:b w:val="false"/>
+          <w:bCs w:val="false"/>
+          <w:color w:val="333333"/>
+          <w:sz w:val="21"/>
+          <w:szCs w:val="21"/>
+        </w:rPr>
+        <w:t xml:space="preserve">・「画像を選ぶ」ボタンを押すと、サムネイル一覧のピッカーが開くので、表示したい画像をタップして選ぶ</w:t>
+      </w:r>
+    </w:p>
+    <w:p>
+      <w:pPr>
+        <w:spacing w:after="60"/>
+      </w:pPr>
+      <w:r>
+        <w:rPr>
+          <w:b w:val="false"/>
+          <w:bCs w:val="false"/>
+          <w:color w:val="333333"/>
+          <w:sz w:val="21"/>
+          <w:szCs w:val="21"/>
+        </w:rPr>
+        <w:t xml:space="preserve">・「表示する秒数」スライダーで、表示し続ける時間を調整する（既定15秒、1〜120秒）</w:t>
+      </w:r>
+    </w:p>
+    <w:p>
+      <w:pPr>
         <w:spacing w:after="120" w:before="40"/>
       </w:pPr>
       <w:r>
@@ -3712,7 +3818,7 @@
           <w:sz w:val="19"/>
           <w:szCs w:val="19"/>
         </w:rPr>
-        <w:t xml:space="preserve">※ Pi Zero 2WはBluetoothを内蔵しているため、配線が難しい場合はカメラ用シャッターリモコン等（キーボードのキーとして認識されるもの）に切り替えることもできる。ソフト側の仕組みは方式を問わず共通。</w:t>
+        <w:t xml:space="preserve">※ 必要な数だけボタンを繰り返し追加できる。不要になったボタンはカードの「削除」から個別に削除できる（元に戻せないので注意）。</w:t>
       </w:r>
     </w:p>
     <w:p>
@@ -3728,7 +3834,7 @@
           <w:sz w:val="24"/>
           <w:szCs w:val="24"/>
         </w:rPr>
-        <w:t xml:space="preserve">設定手順</w:t>
+        <w:t xml:space="preserve">動作の仕様</w:t>
       </w:r>
     </w:p>
     <w:p>
@@ -3743,7 +3849,7 @@
           <w:sz w:val="21"/>
           <w:szCs w:val="21"/>
         </w:rPr>
-        <w:t xml:space="preserve">・ボタンをUSB-Aポートに挿し、割り当てたいボタンを一度押す</w:t>
+        <w:t xml:space="preserve">・呼び出し表示は、QRコード表示・取扱説明・Wi-Fiセットアップモード・USB書き出し待受けのいずれよりも優先される（シャットダウン中・アップデート適用中の専有画面だけは上書きされない）</w:t>
       </w:r>
     </w:p>
     <w:p>
@@ -3758,7 +3864,7 @@
           <w:sz w:val="21"/>
           <w:szCs w:val="21"/>
         </w:rPr>
-        <w:t xml:space="preserve">・Web設定画面の「呼び出し表示」欄の「最後に検出されたキー」に、押したボタンのキー名・コードが表示される（3秒おきに自動更新）。どのキーを送ってくるかは製品によって異なるが、この診断表示のおかげで別途ツールを用意しなくてもWeb画面だけで特定できる</w:t>
+        <w:t xml:space="preserve">・表示時間が終わると、呼び出し表示前のスライドショーの続きから自動的に再開する</w:t>
       </w:r>
     </w:p>
     <w:p>
@@ -3773,98 +3879,7 @@
           <w:sz w:val="21"/>
           <w:szCs w:val="21"/>
         </w:rPr>
-        <w:t xml:space="preserve">・「これを客席用ボタンに設定」または「これをキッチン用ボタンに設定」を押して割り当てる</w:t>
-      </w:r>
-    </w:p>
-    <w:p>
-      <w:pPr>
-        <w:spacing w:after="60"/>
-      </w:pPr>
-      <w:r>
-        <w:rPr>
-          <w:b w:val="false"/>
-          <w:bCs w:val="false"/>
-          <w:color w:val="333333"/>
-          <w:sz w:val="21"/>
-          <w:szCs w:val="21"/>
-        </w:rPr>
-        <w:t xml:space="preserve">・「画像を選ぶ」ボタンを押すと、サムネイル一覧のピッカーが開くので、その役割で表示したい画像をタップして選ぶ（v4.43.1〜。ファイル名だけでは似た画像を見分けにくいため、実際のサムネイルを見て選べるようにしている）</w:t>
-      </w:r>
-    </w:p>
-    <w:p>
-      <w:pPr>
-        <w:spacing w:after="60"/>
-      </w:pPr>
-      <w:r>
-        <w:rPr>
-          <w:b w:val="false"/>
-          <w:bCs w:val="false"/>
-          <w:color w:val="333333"/>
-          <w:sz w:val="21"/>
-          <w:szCs w:val="21"/>
-        </w:rPr>
-        <w:t xml:space="preserve">・「表示する秒数」スライダーで、表示し続ける時間を調整する（既定15秒、1〜120秒）</w:t>
-      </w:r>
-    </w:p>
-    <w:p>
-      <w:pPr>
-        <w:pStyle w:val="Heading2"/>
-        <w:spacing w:after="100" w:before="200"/>
-      </w:pPr>
-      <w:r>
-        <w:rPr>
-          <w:b/>
-          <w:bCs/>
-          <w:color w:val="333333"/>
-          <w:sz w:val="24"/>
-          <w:szCs w:val="24"/>
-        </w:rPr>
-        <w:t xml:space="preserve">動作の仕様</w:t>
-      </w:r>
-    </w:p>
-    <w:p>
-      <w:pPr>
-        <w:spacing w:after="60"/>
-      </w:pPr>
-      <w:r>
-        <w:rPr>
-          <w:b w:val="false"/>
-          <w:bCs w:val="false"/>
-          <w:color w:val="333333"/>
-          <w:sz w:val="21"/>
-          <w:szCs w:val="21"/>
-        </w:rPr>
-        <w:t xml:space="preserve">・呼び出し表示は、QRコード表示・取扱説明・Wi-Fiセットアップ・USB書き出し待受けのいずれよりも優先される（シャットダウン中・アップデート適用中の専有画面だけは上書きされない）</w:t>
-      </w:r>
-    </w:p>
-    <w:p>
-      <w:pPr>
-        <w:spacing w:after="60"/>
-      </w:pPr>
-      <w:r>
-        <w:rPr>
-          <w:b w:val="false"/>
-          <w:bCs w:val="false"/>
-          <w:color w:val="333333"/>
-          <w:sz w:val="21"/>
-          <w:szCs w:val="21"/>
-        </w:rPr>
-        <w:t xml:space="preserve">・表示時間が終わると、呼び出し表示前のスライドショーの続きから自動的に再開する</w:t>
-      </w:r>
-    </w:p>
-    <w:p>
-      <w:pPr>
-        <w:spacing w:after="60"/>
-      </w:pPr>
-      <w:r>
-        <w:rPr>
-          <w:b w:val="false"/>
-          <w:bCs w:val="false"/>
-          <w:color w:val="333333"/>
-          <w:sz w:val="21"/>
-          <w:szCs w:val="21"/>
-        </w:rPr>
-        <w:t xml:space="preserve">・ボタンのチャタリング対策として、同じボタンの連続検知は1秒間（CALL_DISPLAY_DEBOUNCE_SECONDS）は無視される</w:t>
+        <w:t xml:space="preserve">・ボタンのチャタリング対策として、同じボタンの連続検知は1秒間は無視される</w:t>
       </w:r>
     </w:p>
     <w:p>
@@ -3894,7 +3909,22 @@
           <w:sz w:val="19"/>
           <w:szCs w:val="19"/>
         </w:rPr>
-        <w:t xml:space="preserve">※ この項目もpophug-settings.txtから設定できる（call_customer_image / call_customer_key / call_customer_duration / call_kitchen_image / call_kitchen_key / call_kitchen_duration）。詳細は付録を参照。</w:t>
+        <w:t xml:space="preserve">※ ボタンの一覧はimages/.call_buttons.jsonに保存される。USB設定ファイル（pophug-settings.txt）による一括設定には対応していない（ボタンの数が可変で、店舗ごとに構成が異なることが多いため）。</w:t>
+      </w:r>
+    </w:p>
+    <w:p>
+      <w:pPr>
+        <w:spacing w:after="120" w:before="40"/>
+      </w:pPr>
+      <w:r>
+        <w:rPr>
+          <w:i/>
+          <w:iCs/>
+          <w:color w:val="888888"/>
+          <w:sz w:val="19"/>
+          <w:szCs w:val="19"/>
+        </w:rPr>
+        <w:t xml:space="preserve">※ v4.43.x以前に設定していた「客席用」「キッチン用」の画像・キー・秒数は、.call_buttons.jsonが存在しない初回起動時に自動的に新方式へ移行され、消えることはない。</w:t>
       </w:r>
     </w:p>
     <w:p>

--- a/advanced_manual.docx
+++ b/advanced_manual.docx
@@ -48,7 +48,7 @@
                 <w:sz w:val="21"/>
                 <w:szCs w:val="21"/>
               </w:rPr>
-              <w:t xml:space="preserve">　Web設定画面でのカスタマイズ／USBメモリーを使った高度な操作（v4.44.0時点）</w:t>
+              <w:t xml:space="preserve">　Web設定画面でのカスタマイズ／USBメモリーを使った高度な操作（v4.44.1時点）</w:t>
             </w:r>
           </w:p>
         </w:tc>
@@ -1918,7 +1918,7 @@
           <w:sz w:val="30"/>
           <w:szCs w:val="30"/>
         </w:rPr>
-        <w:t xml:space="preserve">⑧ システム【v4.44.0で再起動ボタンを追加】</w:t>
+        <w:t xml:space="preserve">⑧ システム【v4.44.1で再起動ボタンを追加】</w:t>
       </w:r>
     </w:p>
     <w:p>
@@ -3316,7 +3316,7 @@
           <w:sz w:val="30"/>
           <w:szCs w:val="30"/>
         </w:rPr>
-        <w:t xml:space="preserve">⑮ 呼び出し表示機能【v4.44.0で複数ボタンに対応】</w:t>
+        <w:t xml:space="preserve">⑮ 呼び出し表示機能【v4.44.1で複数ボタンに対応】</w:t>
       </w:r>
     </w:p>
     <w:p>
@@ -3818,7 +3818,7 @@
           <w:sz w:val="19"/>
           <w:szCs w:val="19"/>
         </w:rPr>
-        <w:t xml:space="preserve">※ 必要な数だけボタンを繰り返し追加できる。不要になったボタンはカードの「削除」から個別に削除できる（元に戻せないので注意）。</w:t>
+        <w:t xml:space="preserve">※ 必要な数だけボタンを繰り返し追加できる。名前を付け間違えた・用途を変えたい場合は、削除して作り直さなくても、カードの「名前を変更」からいつでも変更できる（v4.44.1〜）。不要になったボタンはカードの「削除」から個別に削除できる（元に戻せないので注意）。</w:t>
       </w:r>
     </w:p>
     <w:p>
